--- a/Informartion.docx
+++ b/Informartion.docx
@@ -9,6 +9,10 @@
     </w:p>
     <w:p>
       <w:r>
+        <w:rPr>
+          <w:noProof/>
+          <w:lang w:eastAsia="en-IN"/>
+        </w:rPr>
         <w:drawing>
           <wp:inline distT="0" distB="0" distL="0" distR="0" wp14:anchorId="0FD08334" wp14:editId="4D462CBE">
             <wp:extent cx="5487166" cy="1486107"/>
@@ -49,6 +53,10 @@
     <w:p/>
     <w:p>
       <w:r>
+        <w:rPr>
+          <w:noProof/>
+          <w:lang w:eastAsia="en-IN"/>
+        </w:rPr>
         <w:drawing>
           <wp:inline distT="0" distB="0" distL="0" distR="0" wp14:anchorId="0962B034" wp14:editId="405B1283">
             <wp:extent cx="5287924" cy="1909268"/>
@@ -3523,6 +3531,7 @@
       <w:r>
         <w:rPr>
           <w:rFonts w:ascii="Times New Roman" w:eastAsia="Times New Roman" w:hAnsi="Times New Roman" w:cs="Times New Roman"/>
+          <w:noProof/>
           <w:sz w:val="24"/>
           <w:szCs w:val="24"/>
           <w:lang w:eastAsia="en-IN"/>
@@ -3634,8 +3643,6 @@
       <w:r>
         <w:t>Add Students to Semester</w:t>
       </w:r>
-      <w:bookmarkStart w:id="0" w:name="_GoBack"/>
-      <w:bookmarkEnd w:id="0"/>
     </w:p>
     <w:p>
       <w:pPr>
@@ -4028,6 +4035,621 @@
       </w:pPr>
     </w:p>
     <w:p/>
+    <w:p/>
+    <w:p/>
+    <w:p/>
+    <w:p>
+      <w:pPr>
+        <w:pStyle w:val="Heading2"/>
+      </w:pPr>
+      <w:r>
+        <w:lastRenderedPageBreak/>
+        <w:t>Working of the System</w:t>
+      </w:r>
+    </w:p>
+    <w:p>
+      <w:pPr>
+        <w:pStyle w:val="NormalWeb"/>
+      </w:pPr>
+      <w:r>
+        <w:t xml:space="preserve">The system consists of two main user roles: </w:t>
+      </w:r>
+      <w:r>
+        <w:rPr>
+          <w:rStyle w:val="Strong"/>
+        </w:rPr>
+        <w:t>Admin</w:t>
+      </w:r>
+      <w:r>
+        <w:t xml:space="preserve"> and </w:t>
+      </w:r>
+      <w:r>
+        <w:rPr>
+          <w:rStyle w:val="Strong"/>
+        </w:rPr>
+        <w:t>Faculty</w:t>
+      </w:r>
+      <w:r>
+        <w:t>. Each role has specific responsibilities within the system.</w:t>
+      </w:r>
+    </w:p>
+    <w:p>
+      <w:pPr>
+        <w:pStyle w:val="Heading3"/>
+      </w:pPr>
+      <w:r>
+        <w:t>1. Admin Module</w:t>
+      </w:r>
+    </w:p>
+    <w:p>
+      <w:pPr>
+        <w:pStyle w:val="NormalWeb"/>
+      </w:pPr>
+      <w:r>
+        <w:t xml:space="preserve">The </w:t>
+      </w:r>
+      <w:r>
+        <w:rPr>
+          <w:rStyle w:val="Strong"/>
+        </w:rPr>
+        <w:t>Admin</w:t>
+      </w:r>
+      <w:r>
+        <w:t xml:space="preserve"> logs into the system using valid </w:t>
+      </w:r>
+      <w:r>
+        <w:rPr>
+          <w:rStyle w:val="Strong"/>
+        </w:rPr>
+        <w:t>credentials (Admin ID and Password)</w:t>
+      </w:r>
+      <w:r>
+        <w:t>. After successful login, the Admin can perform the following tasks:</w:t>
+      </w:r>
+    </w:p>
+    <w:p>
+      <w:pPr>
+        <w:pStyle w:val="NormalWeb"/>
+        <w:numPr>
+          <w:ilvl w:val="0"/>
+          <w:numId w:val="14"/>
+        </w:numPr>
+      </w:pPr>
+      <w:r>
+        <w:t xml:space="preserve">Add and manage </w:t>
+      </w:r>
+      <w:r>
+        <w:rPr>
+          <w:rStyle w:val="Strong"/>
+        </w:rPr>
+        <w:t>Department details</w:t>
+      </w:r>
+      <w:r>
+        <w:t>.</w:t>
+      </w:r>
+    </w:p>
+    <w:p>
+      <w:pPr>
+        <w:pStyle w:val="NormalWeb"/>
+        <w:numPr>
+          <w:ilvl w:val="0"/>
+          <w:numId w:val="14"/>
+        </w:numPr>
+      </w:pPr>
+      <w:r>
+        <w:t xml:space="preserve">Add </w:t>
+      </w:r>
+      <w:r>
+        <w:rPr>
+          <w:rStyle w:val="Strong"/>
+        </w:rPr>
+        <w:t>Courses offered by each Department</w:t>
+      </w:r>
+      <w:r>
+        <w:t>, including:</w:t>
+      </w:r>
+    </w:p>
+    <w:p>
+      <w:pPr>
+        <w:pStyle w:val="NormalWeb"/>
+        <w:numPr>
+          <w:ilvl w:val="1"/>
+          <w:numId w:val="14"/>
+        </w:numPr>
+      </w:pPr>
+      <w:r>
+        <w:t>Course ID</w:t>
+      </w:r>
+    </w:p>
+    <w:p>
+      <w:pPr>
+        <w:pStyle w:val="NormalWeb"/>
+        <w:numPr>
+          <w:ilvl w:val="1"/>
+          <w:numId w:val="14"/>
+        </w:numPr>
+      </w:pPr>
+      <w:r>
+        <w:t>Course Name</w:t>
+      </w:r>
+    </w:p>
+    <w:p>
+      <w:pPr>
+        <w:pStyle w:val="NormalWeb"/>
+        <w:numPr>
+          <w:ilvl w:val="1"/>
+          <w:numId w:val="14"/>
+        </w:numPr>
+      </w:pPr>
+      <w:r>
+        <w:t>Number of Semesters</w:t>
+      </w:r>
+    </w:p>
+    <w:p>
+      <w:pPr>
+        <w:pStyle w:val="NormalWeb"/>
+        <w:numPr>
+          <w:ilvl w:val="1"/>
+          <w:numId w:val="14"/>
+        </w:numPr>
+      </w:pPr>
+      <w:r>
+        <w:t>Maximum Student Intake</w:t>
+      </w:r>
+    </w:p>
+    <w:p>
+      <w:pPr>
+        <w:pStyle w:val="NormalWeb"/>
+        <w:numPr>
+          <w:ilvl w:val="0"/>
+          <w:numId w:val="14"/>
+        </w:numPr>
+      </w:pPr>
+      <w:r>
+        <w:t xml:space="preserve">Add and manage the </w:t>
+      </w:r>
+      <w:r>
+        <w:rPr>
+          <w:rStyle w:val="Strong"/>
+        </w:rPr>
+        <w:t>number of Faculties assigned to each course</w:t>
+      </w:r>
+      <w:r>
+        <w:t>.</w:t>
+      </w:r>
+    </w:p>
+    <w:p>
+      <w:pPr>
+        <w:pStyle w:val="NormalWeb"/>
+        <w:numPr>
+          <w:ilvl w:val="0"/>
+          <w:numId w:val="14"/>
+        </w:numPr>
+      </w:pPr>
+      <w:r>
+        <w:t xml:space="preserve">Create </w:t>
+      </w:r>
+      <w:r>
+        <w:rPr>
+          <w:rStyle w:val="Strong"/>
+        </w:rPr>
+        <w:t>login credentials for faculty members</w:t>
+      </w:r>
+      <w:r>
+        <w:t xml:space="preserve"> (Faculty ID and Password).</w:t>
+      </w:r>
+    </w:p>
+    <w:p>
+      <w:pPr>
+        <w:pStyle w:val="NormalWeb"/>
+        <w:numPr>
+          <w:ilvl w:val="0"/>
+          <w:numId w:val="14"/>
+        </w:numPr>
+      </w:pPr>
+      <w:r>
+        <w:t xml:space="preserve">Add </w:t>
+      </w:r>
+      <w:r>
+        <w:rPr>
+          <w:rStyle w:val="Strong"/>
+        </w:rPr>
+        <w:t>Student details</w:t>
+      </w:r>
+      <w:r>
+        <w:t>, including:</w:t>
+      </w:r>
+    </w:p>
+    <w:p>
+      <w:pPr>
+        <w:pStyle w:val="NormalWeb"/>
+        <w:numPr>
+          <w:ilvl w:val="1"/>
+          <w:numId w:val="14"/>
+        </w:numPr>
+      </w:pPr>
+      <w:r>
+        <w:t>Student ID</w:t>
+      </w:r>
+    </w:p>
+    <w:p>
+      <w:pPr>
+        <w:pStyle w:val="NormalWeb"/>
+        <w:numPr>
+          <w:ilvl w:val="1"/>
+          <w:numId w:val="14"/>
+        </w:numPr>
+      </w:pPr>
+      <w:r>
+        <w:t>Student Name</w:t>
+      </w:r>
+    </w:p>
+    <w:p>
+      <w:pPr>
+        <w:pStyle w:val="NormalWeb"/>
+        <w:numPr>
+          <w:ilvl w:val="1"/>
+          <w:numId w:val="14"/>
+        </w:numPr>
+      </w:pPr>
+      <w:r>
+        <w:t>Enrolled Course</w:t>
+      </w:r>
+    </w:p>
+    <w:p>
+      <w:pPr>
+        <w:pStyle w:val="NormalWeb"/>
+        <w:numPr>
+          <w:ilvl w:val="1"/>
+          <w:numId w:val="14"/>
+        </w:numPr>
+      </w:pPr>
+      <w:r>
+        <w:t>Department and Semester information</w:t>
+      </w:r>
+    </w:p>
+    <w:p>
+      <w:pPr>
+        <w:pStyle w:val="NormalWeb"/>
+        <w:numPr>
+          <w:ilvl w:val="0"/>
+          <w:numId w:val="14"/>
+        </w:numPr>
+      </w:pPr>
+      <w:r>
+        <w:t xml:space="preserve">Add and manage </w:t>
+      </w:r>
+      <w:r>
+        <w:rPr>
+          <w:rStyle w:val="Strong"/>
+        </w:rPr>
+        <w:t>Faculty details</w:t>
+      </w:r>
+      <w:r>
+        <w:t>, including:</w:t>
+      </w:r>
+    </w:p>
+    <w:p>
+      <w:pPr>
+        <w:pStyle w:val="NormalWeb"/>
+        <w:numPr>
+          <w:ilvl w:val="1"/>
+          <w:numId w:val="14"/>
+        </w:numPr>
+      </w:pPr>
+      <w:r>
+        <w:t>Faculty Name</w:t>
+      </w:r>
+    </w:p>
+    <w:p>
+      <w:pPr>
+        <w:pStyle w:val="NormalWeb"/>
+        <w:numPr>
+          <w:ilvl w:val="1"/>
+          <w:numId w:val="14"/>
+        </w:numPr>
+      </w:pPr>
+      <w:r>
+        <w:t>Faculty ID</w:t>
+      </w:r>
+    </w:p>
+    <w:p>
+      <w:pPr>
+        <w:pStyle w:val="NormalWeb"/>
+        <w:numPr>
+          <w:ilvl w:val="1"/>
+          <w:numId w:val="14"/>
+        </w:numPr>
+      </w:pPr>
+      <w:r>
+        <w:t>Login Password</w:t>
+      </w:r>
+    </w:p>
+    <w:p>
+      <w:pPr>
+        <w:pStyle w:val="NormalWeb"/>
+      </w:pPr>
+      <w:r>
+        <w:t xml:space="preserve">The Admin is responsible for managing the </w:t>
+      </w:r>
+      <w:r>
+        <w:rPr>
+          <w:rStyle w:val="Strong"/>
+        </w:rPr>
+        <w:t>overall academic structure and user accounts of the system</w:t>
+      </w:r>
+      <w:r>
+        <w:t>.</w:t>
+      </w:r>
+    </w:p>
+    <w:p>
+      <w:r>
+        <w:pict>
+          <v:rect id="_x0000_i1029" style="width:0;height:1.5pt" o:hralign="center" o:hrstd="t" o:hr="t" fillcolor="#a0a0a0" stroked="f"/>
+        </w:pict>
+      </w:r>
+    </w:p>
+    <w:p>
+      <w:pPr>
+        <w:pStyle w:val="Heading3"/>
+      </w:pPr>
+      <w:r>
+        <w:t>2. Faculty Module</w:t>
+      </w:r>
+    </w:p>
+    <w:p>
+      <w:pPr>
+        <w:pStyle w:val="NormalWeb"/>
+      </w:pPr>
+      <w:r>
+        <w:t xml:space="preserve">Faculty members can </w:t>
+      </w:r>
+      <w:r>
+        <w:rPr>
+          <w:rStyle w:val="Strong"/>
+        </w:rPr>
+        <w:t>log into the system using their credentials (Faculty ID and Password)</w:t>
+      </w:r>
+      <w:r>
+        <w:t xml:space="preserve"> provided by the Admin.</w:t>
+      </w:r>
+    </w:p>
+    <w:p>
+      <w:pPr>
+        <w:pStyle w:val="NormalWeb"/>
+      </w:pPr>
+      <w:r>
+        <w:t>After logging in, Faculty members can perform the following tasks:</w:t>
+      </w:r>
+    </w:p>
+    <w:p>
+      <w:pPr>
+        <w:pStyle w:val="NormalWeb"/>
+        <w:numPr>
+          <w:ilvl w:val="0"/>
+          <w:numId w:val="15"/>
+        </w:numPr>
+      </w:pPr>
+      <w:r>
+        <w:t xml:space="preserve">Enter </w:t>
+      </w:r>
+      <w:r>
+        <w:rPr>
+          <w:rStyle w:val="Strong"/>
+        </w:rPr>
+        <w:t>Mid-Term Examination Marks</w:t>
+      </w:r>
+      <w:r>
+        <w:t xml:space="preserve"> for students.</w:t>
+      </w:r>
+    </w:p>
+    <w:p>
+      <w:pPr>
+        <w:pStyle w:val="NormalWeb"/>
+        <w:numPr>
+          <w:ilvl w:val="0"/>
+          <w:numId w:val="15"/>
+        </w:numPr>
+      </w:pPr>
+      <w:r>
+        <w:t xml:space="preserve">Record </w:t>
+      </w:r>
+      <w:r>
+        <w:rPr>
+          <w:rStyle w:val="Strong"/>
+        </w:rPr>
+        <w:t>Student Attendance</w:t>
+      </w:r>
+      <w:r>
+        <w:t xml:space="preserve"> for their respective subjects.</w:t>
+      </w:r>
+    </w:p>
+    <w:p>
+      <w:pPr>
+        <w:pStyle w:val="NormalWeb"/>
+        <w:numPr>
+          <w:ilvl w:val="0"/>
+          <w:numId w:val="15"/>
+        </w:numPr>
+      </w:pPr>
+      <w:r>
+        <w:t xml:space="preserve">Generate </w:t>
+      </w:r>
+      <w:r>
+        <w:rPr>
+          <w:rStyle w:val="Strong"/>
+        </w:rPr>
+        <w:t>Student Mark Sheets</w:t>
+      </w:r>
+      <w:r>
+        <w:t>.</w:t>
+      </w:r>
+    </w:p>
+    <w:p>
+      <w:pPr>
+        <w:pStyle w:val="NormalWeb"/>
+        <w:numPr>
+          <w:ilvl w:val="0"/>
+          <w:numId w:val="15"/>
+        </w:numPr>
+      </w:pPr>
+      <w:r>
+        <w:t xml:space="preserve">Generate </w:t>
+      </w:r>
+      <w:r>
+        <w:rPr>
+          <w:rStyle w:val="Strong"/>
+        </w:rPr>
+        <w:t>Attendance Reports</w:t>
+      </w:r>
+      <w:r>
+        <w:t>, which can be viewed for:</w:t>
+      </w:r>
+    </w:p>
+    <w:p>
+      <w:pPr>
+        <w:pStyle w:val="NormalWeb"/>
+        <w:numPr>
+          <w:ilvl w:val="1"/>
+          <w:numId w:val="15"/>
+        </w:numPr>
+      </w:pPr>
+      <w:r>
+        <w:t>Individual students</w:t>
+      </w:r>
+    </w:p>
+    <w:p>
+      <w:pPr>
+        <w:pStyle w:val="NormalWeb"/>
+        <w:numPr>
+          <w:ilvl w:val="1"/>
+          <w:numId w:val="15"/>
+        </w:numPr>
+      </w:pPr>
+      <w:r>
+        <w:t>The entire class</w:t>
+      </w:r>
+    </w:p>
+    <w:p>
+      <w:pPr>
+        <w:pStyle w:val="NormalWeb"/>
+      </w:pPr>
+      <w:r>
+        <w:t xml:space="preserve">This allows faculty members to efficiently manage </w:t>
+      </w:r>
+      <w:r>
+        <w:rPr>
+          <w:rStyle w:val="Strong"/>
+        </w:rPr>
+        <w:t>academic performance and attendance records of students</w:t>
+      </w:r>
+      <w:r>
+        <w:t>.</w:t>
+      </w:r>
+    </w:p>
+    <w:p>
+      <w:pPr>
+        <w:pStyle w:val="NormalWeb"/>
+      </w:pPr>
+      <w:r>
+        <w:lastRenderedPageBreak/>
+        <w:t>Model folder Structure:</w:t>
+      </w:r>
+    </w:p>
+    <w:p>
+      <w:pPr>
+        <w:pStyle w:val="NormalWeb"/>
+      </w:pPr>
+      <w:r>
+        <w:drawing>
+          <wp:inline distT="0" distB="0" distL="0" distR="0" wp14:anchorId="6C42F321" wp14:editId="1B455901">
+            <wp:extent cx="5731510" cy="2507536"/>
+            <wp:effectExtent l="0" t="0" r="2540" b="7620"/>
+            <wp:docPr id="5" name="Picture 5"/>
+            <wp:cNvGraphicFramePr>
+              <a:graphicFrameLocks xmlns:a="http://schemas.openxmlformats.org/drawingml/2006/main" noChangeAspect="1"/>
+            </wp:cNvGraphicFramePr>
+            <a:graphic xmlns:a="http://schemas.openxmlformats.org/drawingml/2006/main">
+              <a:graphicData uri="http://schemas.openxmlformats.org/drawingml/2006/picture">
+                <pic:pic xmlns:pic="http://schemas.openxmlformats.org/drawingml/2006/picture">
+                  <pic:nvPicPr>
+                    <pic:cNvPr id="0" name=""/>
+                    <pic:cNvPicPr/>
+                  </pic:nvPicPr>
+                  <pic:blipFill>
+                    <a:blip r:embed="rId9"/>
+                    <a:stretch>
+                      <a:fillRect/>
+                    </a:stretch>
+                  </pic:blipFill>
+                  <pic:spPr>
+                    <a:xfrm>
+                      <a:off x="0" y="0"/>
+                      <a:ext cx="5731510" cy="2507536"/>
+                    </a:xfrm>
+                    <a:prstGeom prst="rect">
+                      <a:avLst/>
+                    </a:prstGeom>
+                  </pic:spPr>
+                </pic:pic>
+              </a:graphicData>
+            </a:graphic>
+          </wp:inline>
+        </w:drawing>
+      </w:r>
+    </w:p>
+    <w:p>
+      <w:pPr>
+        <w:pStyle w:val="NormalWeb"/>
+      </w:pPr>
+      <w:r>
+        <w:t>Repository Folder Structure:</w:t>
+      </w:r>
+    </w:p>
+    <w:p>
+      <w:pPr>
+        <w:pStyle w:val="NormalWeb"/>
+      </w:pPr>
+      <w:r>
+        <w:drawing>
+          <wp:inline distT="0" distB="0" distL="0" distR="0" wp14:anchorId="470EBF74" wp14:editId="22E83971">
+            <wp:extent cx="5731510" cy="3785491"/>
+            <wp:effectExtent l="0" t="0" r="2540" b="5715"/>
+            <wp:docPr id="6" name="Picture 6"/>
+            <wp:cNvGraphicFramePr>
+              <a:graphicFrameLocks xmlns:a="http://schemas.openxmlformats.org/drawingml/2006/main" noChangeAspect="1"/>
+            </wp:cNvGraphicFramePr>
+            <a:graphic xmlns:a="http://schemas.openxmlformats.org/drawingml/2006/main">
+              <a:graphicData uri="http://schemas.openxmlformats.org/drawingml/2006/picture">
+                <pic:pic xmlns:pic="http://schemas.openxmlformats.org/drawingml/2006/picture">
+                  <pic:nvPicPr>
+                    <pic:cNvPr id="0" name=""/>
+                    <pic:cNvPicPr/>
+                  </pic:nvPicPr>
+                  <pic:blipFill>
+                    <a:blip r:embed="rId10"/>
+                    <a:stretch>
+                      <a:fillRect/>
+                    </a:stretch>
+                  </pic:blipFill>
+                  <pic:spPr>
+                    <a:xfrm>
+                      <a:off x="0" y="0"/>
+                      <a:ext cx="5731510" cy="3785491"/>
+                    </a:xfrm>
+                    <a:prstGeom prst="rect">
+                      <a:avLst/>
+                    </a:prstGeom>
+                  </pic:spPr>
+                </pic:pic>
+              </a:graphicData>
+            </a:graphic>
+          </wp:inline>
+        </w:drawing>
+      </w:r>
+      <w:bookmarkStart w:id="0" w:name="_GoBack"/>
+      <w:bookmarkEnd w:id="0"/>
+    </w:p>
     <w:sectPr>
       <w:pgSz w:w="11906" w:h="16838"/>
       <w:pgMar w:top="1440" w:right="1440" w:bottom="1440" w:left="1440" w:header="708" w:footer="708" w:gutter="0"/>
@@ -4341,7 +4963,7 @@
   <w:abstractNum w:abstractNumId="2">
     <w:nsid w:val="2BC852BA"/>
     <w:multiLevelType w:val="multilevel"/>
-    <w:tmpl w:val="D03C1316"/>
+    <w:tmpl w:val="291EE7FA"/>
     <w:lvl w:ilvl="0">
       <w:start w:val="1"/>
       <w:numFmt w:val="bullet"/>
@@ -4358,20 +4980,15 @@
         <w:sz w:val="20"/>
       </w:rPr>
     </w:lvl>
-    <w:lvl w:ilvl="1" w:tentative="1">
-      <w:start w:val="1"/>
-      <w:numFmt w:val="bullet"/>
-      <w:lvlText w:val="o"/>
-      <w:lvlJc w:val="left"/>
-      <w:pPr>
-        <w:tabs>
-          <w:tab w:val="num" w:pos="1440"/>
-        </w:tabs>
+    <w:lvl w:ilvl="1">
+      <w:numFmt w:val="bullet"/>
+      <w:lvlText w:val=""/>
+      <w:lvlJc w:val="left"/>
+      <w:pPr>
         <w:ind w:left="1440" w:hanging="360"/>
       </w:pPr>
       <w:rPr>
-        <w:rFonts w:ascii="Courier New" w:hAnsi="Courier New" w:hint="default"/>
-        <w:sz w:val="20"/>
+        <w:rFonts w:ascii="Wingdings" w:eastAsiaTheme="minorHAnsi" w:hAnsi="Wingdings" w:cs="Shruti" w:hint="default"/>
       </w:rPr>
     </w:lvl>
     <w:lvl w:ilvl="2" w:tentative="1">
@@ -4637,6 +5254,155 @@
     </w:lvl>
   </w:abstractNum>
   <w:abstractNum w:abstractNumId="4">
+    <w:nsid w:val="2DD8635D"/>
+    <w:multiLevelType w:val="multilevel"/>
+    <w:tmpl w:val="47EA3578"/>
+    <w:lvl w:ilvl="0">
+      <w:start w:val="1"/>
+      <w:numFmt w:val="bullet"/>
+      <w:lvlText w:val=""/>
+      <w:lvlJc w:val="left"/>
+      <w:pPr>
+        <w:tabs>
+          <w:tab w:val="num" w:pos="720"/>
+        </w:tabs>
+        <w:ind w:left="720" w:hanging="360"/>
+      </w:pPr>
+      <w:rPr>
+        <w:rFonts w:ascii="Symbol" w:hAnsi="Symbol" w:hint="default"/>
+        <w:sz w:val="20"/>
+      </w:rPr>
+    </w:lvl>
+    <w:lvl w:ilvl="1">
+      <w:start w:val="1"/>
+      <w:numFmt w:val="bullet"/>
+      <w:lvlText w:val="o"/>
+      <w:lvlJc w:val="left"/>
+      <w:pPr>
+        <w:tabs>
+          <w:tab w:val="num" w:pos="1440"/>
+        </w:tabs>
+        <w:ind w:left="1440" w:hanging="360"/>
+      </w:pPr>
+      <w:rPr>
+        <w:rFonts w:ascii="Courier New" w:hAnsi="Courier New" w:hint="default"/>
+        <w:sz w:val="20"/>
+      </w:rPr>
+    </w:lvl>
+    <w:lvl w:ilvl="2" w:tentative="1">
+      <w:start w:val="1"/>
+      <w:numFmt w:val="bullet"/>
+      <w:lvlText w:val=""/>
+      <w:lvlJc w:val="left"/>
+      <w:pPr>
+        <w:tabs>
+          <w:tab w:val="num" w:pos="2160"/>
+        </w:tabs>
+        <w:ind w:left="2160" w:hanging="360"/>
+      </w:pPr>
+      <w:rPr>
+        <w:rFonts w:ascii="Wingdings" w:hAnsi="Wingdings" w:hint="default"/>
+        <w:sz w:val="20"/>
+      </w:rPr>
+    </w:lvl>
+    <w:lvl w:ilvl="3" w:tentative="1">
+      <w:start w:val="1"/>
+      <w:numFmt w:val="bullet"/>
+      <w:lvlText w:val=""/>
+      <w:lvlJc w:val="left"/>
+      <w:pPr>
+        <w:tabs>
+          <w:tab w:val="num" w:pos="2880"/>
+        </w:tabs>
+        <w:ind w:left="2880" w:hanging="360"/>
+      </w:pPr>
+      <w:rPr>
+        <w:rFonts w:ascii="Wingdings" w:hAnsi="Wingdings" w:hint="default"/>
+        <w:sz w:val="20"/>
+      </w:rPr>
+    </w:lvl>
+    <w:lvl w:ilvl="4" w:tentative="1">
+      <w:start w:val="1"/>
+      <w:numFmt w:val="bullet"/>
+      <w:lvlText w:val=""/>
+      <w:lvlJc w:val="left"/>
+      <w:pPr>
+        <w:tabs>
+          <w:tab w:val="num" w:pos="3600"/>
+        </w:tabs>
+        <w:ind w:left="3600" w:hanging="360"/>
+      </w:pPr>
+      <w:rPr>
+        <w:rFonts w:ascii="Wingdings" w:hAnsi="Wingdings" w:hint="default"/>
+        <w:sz w:val="20"/>
+      </w:rPr>
+    </w:lvl>
+    <w:lvl w:ilvl="5" w:tentative="1">
+      <w:start w:val="1"/>
+      <w:numFmt w:val="bullet"/>
+      <w:lvlText w:val=""/>
+      <w:lvlJc w:val="left"/>
+      <w:pPr>
+        <w:tabs>
+          <w:tab w:val="num" w:pos="4320"/>
+        </w:tabs>
+        <w:ind w:left="4320" w:hanging="360"/>
+      </w:pPr>
+      <w:rPr>
+        <w:rFonts w:ascii="Wingdings" w:hAnsi="Wingdings" w:hint="default"/>
+        <w:sz w:val="20"/>
+      </w:rPr>
+    </w:lvl>
+    <w:lvl w:ilvl="6" w:tentative="1">
+      <w:start w:val="1"/>
+      <w:numFmt w:val="bullet"/>
+      <w:lvlText w:val=""/>
+      <w:lvlJc w:val="left"/>
+      <w:pPr>
+        <w:tabs>
+          <w:tab w:val="num" w:pos="5040"/>
+        </w:tabs>
+        <w:ind w:left="5040" w:hanging="360"/>
+      </w:pPr>
+      <w:rPr>
+        <w:rFonts w:ascii="Wingdings" w:hAnsi="Wingdings" w:hint="default"/>
+        <w:sz w:val="20"/>
+      </w:rPr>
+    </w:lvl>
+    <w:lvl w:ilvl="7" w:tentative="1">
+      <w:start w:val="1"/>
+      <w:numFmt w:val="bullet"/>
+      <w:lvlText w:val=""/>
+      <w:lvlJc w:val="left"/>
+      <w:pPr>
+        <w:tabs>
+          <w:tab w:val="num" w:pos="5760"/>
+        </w:tabs>
+        <w:ind w:left="5760" w:hanging="360"/>
+      </w:pPr>
+      <w:rPr>
+        <w:rFonts w:ascii="Wingdings" w:hAnsi="Wingdings" w:hint="default"/>
+        <w:sz w:val="20"/>
+      </w:rPr>
+    </w:lvl>
+    <w:lvl w:ilvl="8" w:tentative="1">
+      <w:start w:val="1"/>
+      <w:numFmt w:val="bullet"/>
+      <w:lvlText w:val=""/>
+      <w:lvlJc w:val="left"/>
+      <w:pPr>
+        <w:tabs>
+          <w:tab w:val="num" w:pos="6480"/>
+        </w:tabs>
+        <w:ind w:left="6480" w:hanging="360"/>
+      </w:pPr>
+      <w:rPr>
+        <w:rFonts w:ascii="Wingdings" w:hAnsi="Wingdings" w:hint="default"/>
+        <w:sz w:val="20"/>
+      </w:rPr>
+    </w:lvl>
+  </w:abstractNum>
+  <w:abstractNum w:abstractNumId="5">
     <w:nsid w:val="3DE77AC1"/>
     <w:multiLevelType w:val="multilevel"/>
     <w:tmpl w:val="1C0A0B82"/>
@@ -4785,7 +5551,7 @@
       </w:rPr>
     </w:lvl>
   </w:abstractNum>
-  <w:abstractNum w:abstractNumId="5">
+  <w:abstractNum w:abstractNumId="6">
     <w:nsid w:val="417903EC"/>
     <w:multiLevelType w:val="multilevel"/>
     <w:tmpl w:val="5BAE980C"/>
@@ -4934,7 +5700,156 @@
       </w:rPr>
     </w:lvl>
   </w:abstractNum>
-  <w:abstractNum w:abstractNumId="6">
+  <w:abstractNum w:abstractNumId="7">
+    <w:nsid w:val="42DF24AD"/>
+    <w:multiLevelType w:val="multilevel"/>
+    <w:tmpl w:val="707CC4AC"/>
+    <w:lvl w:ilvl="0">
+      <w:start w:val="1"/>
+      <w:numFmt w:val="bullet"/>
+      <w:lvlText w:val=""/>
+      <w:lvlJc w:val="left"/>
+      <w:pPr>
+        <w:tabs>
+          <w:tab w:val="num" w:pos="720"/>
+        </w:tabs>
+        <w:ind w:left="720" w:hanging="360"/>
+      </w:pPr>
+      <w:rPr>
+        <w:rFonts w:ascii="Symbol" w:hAnsi="Symbol" w:hint="default"/>
+        <w:sz w:val="20"/>
+      </w:rPr>
+    </w:lvl>
+    <w:lvl w:ilvl="1">
+      <w:start w:val="1"/>
+      <w:numFmt w:val="bullet"/>
+      <w:lvlText w:val="o"/>
+      <w:lvlJc w:val="left"/>
+      <w:pPr>
+        <w:tabs>
+          <w:tab w:val="num" w:pos="1440"/>
+        </w:tabs>
+        <w:ind w:left="1440" w:hanging="360"/>
+      </w:pPr>
+      <w:rPr>
+        <w:rFonts w:ascii="Courier New" w:hAnsi="Courier New" w:hint="default"/>
+        <w:sz w:val="20"/>
+      </w:rPr>
+    </w:lvl>
+    <w:lvl w:ilvl="2" w:tentative="1">
+      <w:start w:val="1"/>
+      <w:numFmt w:val="bullet"/>
+      <w:lvlText w:val=""/>
+      <w:lvlJc w:val="left"/>
+      <w:pPr>
+        <w:tabs>
+          <w:tab w:val="num" w:pos="2160"/>
+        </w:tabs>
+        <w:ind w:left="2160" w:hanging="360"/>
+      </w:pPr>
+      <w:rPr>
+        <w:rFonts w:ascii="Wingdings" w:hAnsi="Wingdings" w:hint="default"/>
+        <w:sz w:val="20"/>
+      </w:rPr>
+    </w:lvl>
+    <w:lvl w:ilvl="3" w:tentative="1">
+      <w:start w:val="1"/>
+      <w:numFmt w:val="bullet"/>
+      <w:lvlText w:val=""/>
+      <w:lvlJc w:val="left"/>
+      <w:pPr>
+        <w:tabs>
+          <w:tab w:val="num" w:pos="2880"/>
+        </w:tabs>
+        <w:ind w:left="2880" w:hanging="360"/>
+      </w:pPr>
+      <w:rPr>
+        <w:rFonts w:ascii="Wingdings" w:hAnsi="Wingdings" w:hint="default"/>
+        <w:sz w:val="20"/>
+      </w:rPr>
+    </w:lvl>
+    <w:lvl w:ilvl="4" w:tentative="1">
+      <w:start w:val="1"/>
+      <w:numFmt w:val="bullet"/>
+      <w:lvlText w:val=""/>
+      <w:lvlJc w:val="left"/>
+      <w:pPr>
+        <w:tabs>
+          <w:tab w:val="num" w:pos="3600"/>
+        </w:tabs>
+        <w:ind w:left="3600" w:hanging="360"/>
+      </w:pPr>
+      <w:rPr>
+        <w:rFonts w:ascii="Wingdings" w:hAnsi="Wingdings" w:hint="default"/>
+        <w:sz w:val="20"/>
+      </w:rPr>
+    </w:lvl>
+    <w:lvl w:ilvl="5" w:tentative="1">
+      <w:start w:val="1"/>
+      <w:numFmt w:val="bullet"/>
+      <w:lvlText w:val=""/>
+      <w:lvlJc w:val="left"/>
+      <w:pPr>
+        <w:tabs>
+          <w:tab w:val="num" w:pos="4320"/>
+        </w:tabs>
+        <w:ind w:left="4320" w:hanging="360"/>
+      </w:pPr>
+      <w:rPr>
+        <w:rFonts w:ascii="Wingdings" w:hAnsi="Wingdings" w:hint="default"/>
+        <w:sz w:val="20"/>
+      </w:rPr>
+    </w:lvl>
+    <w:lvl w:ilvl="6" w:tentative="1">
+      <w:start w:val="1"/>
+      <w:numFmt w:val="bullet"/>
+      <w:lvlText w:val=""/>
+      <w:lvlJc w:val="left"/>
+      <w:pPr>
+        <w:tabs>
+          <w:tab w:val="num" w:pos="5040"/>
+        </w:tabs>
+        <w:ind w:left="5040" w:hanging="360"/>
+      </w:pPr>
+      <w:rPr>
+        <w:rFonts w:ascii="Wingdings" w:hAnsi="Wingdings" w:hint="default"/>
+        <w:sz w:val="20"/>
+      </w:rPr>
+    </w:lvl>
+    <w:lvl w:ilvl="7" w:tentative="1">
+      <w:start w:val="1"/>
+      <w:numFmt w:val="bullet"/>
+      <w:lvlText w:val=""/>
+      <w:lvlJc w:val="left"/>
+      <w:pPr>
+        <w:tabs>
+          <w:tab w:val="num" w:pos="5760"/>
+        </w:tabs>
+        <w:ind w:left="5760" w:hanging="360"/>
+      </w:pPr>
+      <w:rPr>
+        <w:rFonts w:ascii="Wingdings" w:hAnsi="Wingdings" w:hint="default"/>
+        <w:sz w:val="20"/>
+      </w:rPr>
+    </w:lvl>
+    <w:lvl w:ilvl="8" w:tentative="1">
+      <w:start w:val="1"/>
+      <w:numFmt w:val="bullet"/>
+      <w:lvlText w:val=""/>
+      <w:lvlJc w:val="left"/>
+      <w:pPr>
+        <w:tabs>
+          <w:tab w:val="num" w:pos="6480"/>
+        </w:tabs>
+        <w:ind w:left="6480" w:hanging="360"/>
+      </w:pPr>
+      <w:rPr>
+        <w:rFonts w:ascii="Wingdings" w:hAnsi="Wingdings" w:hint="default"/>
+        <w:sz w:val="20"/>
+      </w:rPr>
+    </w:lvl>
+  </w:abstractNum>
+  <w:abstractNum w:abstractNumId="8">
     <w:nsid w:val="4AFB36C6"/>
     <w:multiLevelType w:val="multilevel"/>
     <w:tmpl w:val="2780CA0A"/>
@@ -5083,7 +5998,7 @@
       </w:rPr>
     </w:lvl>
   </w:abstractNum>
-  <w:abstractNum w:abstractNumId="7">
+  <w:abstractNum w:abstractNumId="9">
     <w:nsid w:val="4D395985"/>
     <w:multiLevelType w:val="multilevel"/>
     <w:tmpl w:val="2418F728"/>
@@ -5232,7 +6147,7 @@
       </w:rPr>
     </w:lvl>
   </w:abstractNum>
-  <w:abstractNum w:abstractNumId="8">
+  <w:abstractNum w:abstractNumId="10">
     <w:nsid w:val="4D5D2851"/>
     <w:multiLevelType w:val="multilevel"/>
     <w:tmpl w:val="EEC47246"/>
@@ -5381,7 +6296,7 @@
       </w:rPr>
     </w:lvl>
   </w:abstractNum>
-  <w:abstractNum w:abstractNumId="9">
+  <w:abstractNum w:abstractNumId="11">
     <w:nsid w:val="53EE0DF9"/>
     <w:multiLevelType w:val="multilevel"/>
     <w:tmpl w:val="9D72BB20"/>
@@ -5530,7 +6445,7 @@
       </w:rPr>
     </w:lvl>
   </w:abstractNum>
-  <w:abstractNum w:abstractNumId="10">
+  <w:abstractNum w:abstractNumId="12">
     <w:nsid w:val="5A0D69C0"/>
     <w:multiLevelType w:val="multilevel"/>
     <w:tmpl w:val="8AEE686C"/>
@@ -5679,7 +6594,7 @@
       </w:rPr>
     </w:lvl>
   </w:abstractNum>
-  <w:abstractNum w:abstractNumId="11">
+  <w:abstractNum w:abstractNumId="13">
     <w:nsid w:val="5EFE7F0F"/>
     <w:multiLevelType w:val="multilevel"/>
     <w:tmpl w:val="64E04D90"/>
@@ -5828,7 +6743,7 @@
       </w:rPr>
     </w:lvl>
   </w:abstractNum>
-  <w:abstractNum w:abstractNumId="12">
+  <w:abstractNum w:abstractNumId="14">
     <w:nsid w:val="6F6370EE"/>
     <w:multiLevelType w:val="multilevel"/>
     <w:tmpl w:val="6B8401C4"/>
@@ -5981,22 +6896,22 @@
     <w:abstractNumId w:val="1"/>
   </w:num>
   <w:num w:numId="2">
-    <w:abstractNumId w:val="6"/>
+    <w:abstractNumId w:val="8"/>
   </w:num>
   <w:num w:numId="3">
     <w:abstractNumId w:val="3"/>
   </w:num>
   <w:num w:numId="4">
+    <w:abstractNumId w:val="11"/>
+  </w:num>
+  <w:num w:numId="5">
+    <w:abstractNumId w:val="10"/>
+  </w:num>
+  <w:num w:numId="6">
     <w:abstractNumId w:val="9"/>
   </w:num>
-  <w:num w:numId="5">
-    <w:abstractNumId w:val="8"/>
-  </w:num>
-  <w:num w:numId="6">
-    <w:abstractNumId w:val="7"/>
-  </w:num>
   <w:num w:numId="7">
-    <w:abstractNumId w:val="11"/>
+    <w:abstractNumId w:val="13"/>
   </w:num>
   <w:num w:numId="8">
     <w:abstractNumId w:val="0"/>
@@ -6005,16 +6920,22 @@
     <w:abstractNumId w:val="2"/>
   </w:num>
   <w:num w:numId="10">
+    <w:abstractNumId w:val="6"/>
+  </w:num>
+  <w:num w:numId="11">
     <w:abstractNumId w:val="5"/>
   </w:num>
-  <w:num w:numId="11">
+  <w:num w:numId="12">
+    <w:abstractNumId w:val="14"/>
+  </w:num>
+  <w:num w:numId="13">
+    <w:abstractNumId w:val="12"/>
+  </w:num>
+  <w:num w:numId="14">
     <w:abstractNumId w:val="4"/>
   </w:num>
-  <w:num w:numId="12">
-    <w:abstractNumId w:val="12"/>
-  </w:num>
-  <w:num w:numId="13">
-    <w:abstractNumId w:val="10"/>
+  <w:num w:numId="15">
+    <w:abstractNumId w:val="7"/>
   </w:num>
 </w:numbering>
 </file>
@@ -6446,6 +7367,28 @@
       <w:szCs w:val="26"/>
     </w:rPr>
   </w:style>
+  <w:style w:type="paragraph" w:styleId="ListParagraph">
+    <w:name w:val="List Paragraph"/>
+    <w:basedOn w:val="Normal"/>
+    <w:uiPriority w:val="34"/>
+    <w:qFormat/>
+    <w:rsid w:val="00BA3039"/>
+    <w:pPr>
+      <w:ind w:left="720"/>
+      <w:contextualSpacing/>
+    </w:pPr>
+  </w:style>
+  <w:style w:type="character" w:styleId="Strong">
+    <w:name w:val="Strong"/>
+    <w:basedOn w:val="DefaultParagraphFont"/>
+    <w:uiPriority w:val="22"/>
+    <w:qFormat/>
+    <w:rsid w:val="00421D28"/>
+    <w:rPr>
+      <w:b/>
+      <w:bCs/>
+    </w:rPr>
+  </w:style>
 </w:styles>
 </file>
 
@@ -6876,6 +7819,28 @@
       <w:szCs w:val="26"/>
     </w:rPr>
   </w:style>
+  <w:style w:type="paragraph" w:styleId="ListParagraph">
+    <w:name w:val="List Paragraph"/>
+    <w:basedOn w:val="Normal"/>
+    <w:uiPriority w:val="34"/>
+    <w:qFormat/>
+    <w:rsid w:val="00BA3039"/>
+    <w:pPr>
+      <w:ind w:left="720"/>
+      <w:contextualSpacing/>
+    </w:pPr>
+  </w:style>
+  <w:style w:type="character" w:styleId="Strong">
+    <w:name w:val="Strong"/>
+    <w:basedOn w:val="DefaultParagraphFont"/>
+    <w:uiPriority w:val="22"/>
+    <w:qFormat/>
+    <w:rsid w:val="00421D28"/>
+    <w:rPr>
+      <w:b/>
+      <w:bCs/>
+    </w:rPr>
+  </w:style>
 </w:styles>
 </file>
 

--- a/Informartion.docx
+++ b/Informartion.docx
@@ -4561,6 +4561,9 @@
         <w:pStyle w:val="NormalWeb"/>
       </w:pPr>
       <w:r>
+        <w:rPr>
+          <w:noProof/>
+        </w:rPr>
         <w:drawing>
           <wp:inline distT="0" distB="0" distL="0" distR="0" wp14:anchorId="6C42F321" wp14:editId="1B455901">
             <wp:extent cx="5731510" cy="2507536"/>
@@ -4611,6 +4614,9 @@
         <w:pStyle w:val="NormalWeb"/>
       </w:pPr>
       <w:r>
+        <w:rPr>
+          <w:noProof/>
+        </w:rPr>
         <w:drawing>
           <wp:inline distT="0" distB="0" distL="0" distR="0" wp14:anchorId="470EBF74" wp14:editId="22E83971">
             <wp:extent cx="5731510" cy="3785491"/>
@@ -4647,6 +4653,656 @@
           </wp:inline>
         </w:drawing>
       </w:r>
+    </w:p>
+    <w:p>
+      <w:pPr>
+        <w:pStyle w:val="NormalWeb"/>
+      </w:pPr>
+    </w:p>
+    <w:p>
+      <w:pPr>
+        <w:pStyle w:val="Heading1"/>
+      </w:pPr>
+    </w:p>
+    <w:p>
+      <w:pPr>
+        <w:pStyle w:val="Heading1"/>
+      </w:pPr>
+    </w:p>
+    <w:p>
+      <w:pPr>
+        <w:pStyle w:val="Heading1"/>
+      </w:pPr>
+      <w:r>
+        <w:lastRenderedPageBreak/>
+        <w:t>Repository layer:</w:t>
+      </w:r>
+      <w:r>
+        <w:t xml:space="preserve"> </w:t>
+      </w:r>
+      <w:r>
+        <w:t>Implementation Order</w:t>
+      </w:r>
+    </w:p>
+    <w:p>
+      <w:pPr>
+        <w:pStyle w:val="NormalWeb"/>
+      </w:pPr>
+      <w:r>
+        <w:t xml:space="preserve">So start coding in this </w:t>
+      </w:r>
+      <w:r>
+        <w:rPr>
+          <w:rStyle w:val="Strong"/>
+        </w:rPr>
+        <w:t>exact order</w:t>
+      </w:r>
+      <w:r>
+        <w:t>:</w:t>
+      </w:r>
+    </w:p>
+    <w:p>
+      <w:pPr>
+        <w:pStyle w:val="HTMLPreformatted"/>
+      </w:pPr>
+      <w:r>
+        <w:t>1️</w:t>
+      </w:r>
+      <w:r>
+        <w:rPr>
+          <w:rFonts w:ascii="Tahoma" w:hAnsi="Tahoma" w:cs="Tahoma"/>
+        </w:rPr>
+        <w:t>⃣</w:t>
+      </w:r>
+      <w:r>
+        <w:t xml:space="preserve"> </w:t>
+      </w:r>
+      <w:proofErr w:type="spellStart"/>
+      <w:r>
+        <w:t>DepartmentRepository</w:t>
+      </w:r>
+      <w:proofErr w:type="spellEnd"/>
+      <w:r>
+        <w:br/>
+        <w:t>2️</w:t>
+      </w:r>
+      <w:r>
+        <w:rPr>
+          <w:rFonts w:ascii="Tahoma" w:hAnsi="Tahoma" w:cs="Tahoma"/>
+        </w:rPr>
+        <w:t>⃣</w:t>
+      </w:r>
+      <w:r>
+        <w:t xml:space="preserve"> </w:t>
+      </w:r>
+      <w:proofErr w:type="spellStart"/>
+      <w:r>
+        <w:t>CourseRepository</w:t>
+      </w:r>
+      <w:proofErr w:type="spellEnd"/>
+      <w:r>
+        <w:br/>
+        <w:t>3️</w:t>
+      </w:r>
+      <w:r>
+        <w:rPr>
+          <w:rFonts w:ascii="Tahoma" w:hAnsi="Tahoma" w:cs="Tahoma"/>
+        </w:rPr>
+        <w:t>⃣</w:t>
+      </w:r>
+      <w:r>
+        <w:t xml:space="preserve"> </w:t>
+      </w:r>
+      <w:proofErr w:type="spellStart"/>
+      <w:r>
+        <w:t>SemesterRepository</w:t>
+      </w:r>
+      <w:proofErr w:type="spellEnd"/>
+      <w:r>
+        <w:br/>
+        <w:t>4️</w:t>
+      </w:r>
+      <w:r>
+        <w:rPr>
+          <w:rFonts w:ascii="Tahoma" w:hAnsi="Tahoma" w:cs="Tahoma"/>
+        </w:rPr>
+        <w:t>⃣</w:t>
+      </w:r>
+      <w:r>
+        <w:t xml:space="preserve"> </w:t>
+      </w:r>
+      <w:proofErr w:type="spellStart"/>
+      <w:r>
+        <w:t>SubjectRepository</w:t>
+      </w:r>
+      <w:proofErr w:type="spellEnd"/>
+      <w:r>
+        <w:br/>
+        <w:t>5️</w:t>
+      </w:r>
+      <w:r>
+        <w:rPr>
+          <w:rFonts w:ascii="Tahoma" w:hAnsi="Tahoma" w:cs="Tahoma"/>
+        </w:rPr>
+        <w:t>⃣</w:t>
+      </w:r>
+      <w:r>
+        <w:t xml:space="preserve"> </w:t>
+      </w:r>
+      <w:proofErr w:type="spellStart"/>
+      <w:r>
+        <w:t>StudentRepository</w:t>
+      </w:r>
+      <w:proofErr w:type="spellEnd"/>
+      <w:r>
+        <w:br/>
+        <w:t>6️</w:t>
+      </w:r>
+      <w:r>
+        <w:rPr>
+          <w:rFonts w:ascii="Tahoma" w:hAnsi="Tahoma" w:cs="Tahoma"/>
+        </w:rPr>
+        <w:t>⃣</w:t>
+      </w:r>
+      <w:r>
+        <w:t xml:space="preserve"> </w:t>
+      </w:r>
+      <w:proofErr w:type="spellStart"/>
+      <w:r>
+        <w:t>FacultyRepository</w:t>
+      </w:r>
+      <w:proofErr w:type="spellEnd"/>
+      <w:r>
+        <w:br/>
+        <w:t>7️</w:t>
+      </w:r>
+      <w:r>
+        <w:rPr>
+          <w:rFonts w:ascii="Tahoma" w:hAnsi="Tahoma" w:cs="Tahoma"/>
+        </w:rPr>
+        <w:t>⃣</w:t>
+      </w:r>
+      <w:r>
+        <w:t xml:space="preserve"> </w:t>
+      </w:r>
+      <w:proofErr w:type="spellStart"/>
+      <w:r>
+        <w:t>MarksRepository</w:t>
+      </w:r>
+      <w:proofErr w:type="spellEnd"/>
+      <w:r>
+        <w:br/>
+        <w:t>8️</w:t>
+      </w:r>
+      <w:r>
+        <w:rPr>
+          <w:rFonts w:ascii="Tahoma" w:hAnsi="Tahoma" w:cs="Tahoma"/>
+        </w:rPr>
+        <w:t>⃣</w:t>
+      </w:r>
+      <w:r>
+        <w:t xml:space="preserve"> </w:t>
+      </w:r>
+      <w:proofErr w:type="spellStart"/>
+      <w:r>
+        <w:t>AttendanceRepository</w:t>
+      </w:r>
+      <w:proofErr w:type="spellEnd"/>
+    </w:p>
+    <w:p>
+      <w:pPr>
+        <w:pStyle w:val="NormalWeb"/>
+      </w:pPr>
+    </w:p>
+    <w:p>
+      <w:pPr>
+        <w:pStyle w:val="NormalWeb"/>
+      </w:pPr>
+    </w:p>
+    <w:p>
+      <w:pPr>
+        <w:pStyle w:val="NormalWeb"/>
+      </w:pPr>
+      <w:r>
+        <w:t>Admin dashboard Working:</w:t>
+      </w:r>
+    </w:p>
+    <w:p>
+      <w:pPr>
+        <w:pStyle w:val="Heading1"/>
+      </w:pPr>
+      <w:r>
+        <w:t>Admin Menu Design (Very Important)</w:t>
+      </w:r>
+    </w:p>
+    <w:p>
+      <w:pPr>
+        <w:pStyle w:val="NormalWeb"/>
+      </w:pPr>
+      <w:r>
+        <w:t>Once admin logs in, show menu:</w:t>
+      </w:r>
+    </w:p>
+    <w:p>
+      <w:pPr>
+        <w:pStyle w:val="HTMLPreformatted"/>
+      </w:pPr>
+      <w:r>
+        <w:t>========= ADMIN DASHBOARD =========</w:t>
+      </w:r>
+      <w:r>
+        <w:br/>
+      </w:r>
+      <w:r>
+        <w:br/>
+        <w:t>1. Manage Departments</w:t>
+      </w:r>
+      <w:r>
+        <w:br/>
+        <w:t>2. Manage Courses</w:t>
+      </w:r>
+      <w:r>
+        <w:br/>
+        <w:t>3. Manage Semesters</w:t>
+      </w:r>
+      <w:r>
+        <w:br/>
+        <w:t>4. Manage Students</w:t>
+      </w:r>
+      <w:r>
+        <w:br/>
+        <w:t>5. Manage Faculty</w:t>
+      </w:r>
+      <w:r>
+        <w:br/>
+        <w:t>6. Exit</w:t>
+      </w:r>
+    </w:p>
+    <w:p>
+      <w:r>
+        <w:pict>
+          <v:rect id="_x0000_i1030" style="width:0;height:1.5pt" o:hralign="center" o:hrstd="t" o:hr="t" fillcolor="#a0a0a0" stroked="f"/>
+        </w:pict>
+      </w:r>
+    </w:p>
+    <w:p>
+      <w:pPr>
+        <w:pStyle w:val="Heading1"/>
+      </w:pPr>
+      <w:r>
+        <w:t>🏫 Department Menu</w:t>
+      </w:r>
+    </w:p>
+    <w:p>
+      <w:pPr>
+        <w:pStyle w:val="HTMLPreformatted"/>
+      </w:pPr>
+      <w:r>
+        <w:t>1. Add Department</w:t>
+      </w:r>
+      <w:r>
+        <w:br/>
+        <w:t>2. Edit Department</w:t>
+      </w:r>
+      <w:r>
+        <w:br/>
+        <w:t>3. Delete Department</w:t>
+      </w:r>
+      <w:r>
+        <w:br/>
+        <w:t xml:space="preserve">4. </w:t>
+      </w:r>
+      <w:proofErr w:type="gramStart"/>
+      <w:r>
+        <w:t>View Departments</w:t>
+      </w:r>
+      <w:r>
+        <w:br/>
+        <w:t>5.</w:t>
+      </w:r>
+      <w:proofErr w:type="gramEnd"/>
+      <w:r>
+        <w:t xml:space="preserve"> Back</w:t>
+      </w:r>
+    </w:p>
+    <w:p>
+      <w:r>
+        <w:pict>
+          <v:rect id="_x0000_i1031" style="width:0;height:1.5pt" o:hralign="center" o:hrstd="t" o:hr="t" fillcolor="#a0a0a0" stroked="f"/>
+        </w:pict>
+      </w:r>
+    </w:p>
+    <w:p>
+      <w:pPr>
+        <w:pStyle w:val="Heading1"/>
+      </w:pPr>
+      <w:r>
+        <w:t>📚 Course Menu</w:t>
+      </w:r>
+    </w:p>
+    <w:p>
+      <w:pPr>
+        <w:pStyle w:val="HTMLPreformatted"/>
+      </w:pPr>
+      <w:r>
+        <w:t>1. Add Course</w:t>
+      </w:r>
+      <w:r>
+        <w:br/>
+        <w:t>2. Edit Course</w:t>
+      </w:r>
+      <w:r>
+        <w:br/>
+        <w:t>3. Delete Course</w:t>
+      </w:r>
+      <w:r>
+        <w:br/>
+        <w:t>4. View Courses</w:t>
+      </w:r>
+      <w:r>
+        <w:br/>
+        <w:t>5. Back</w:t>
+      </w:r>
+    </w:p>
+    <w:p>
+      <w:r>
+        <w:lastRenderedPageBreak/>
+        <w:pict>
+          <v:rect id="_x0000_i1032" style="width:0;height:1.5pt" o:hralign="center" o:hrstd="t" o:hr="t" fillcolor="#a0a0a0" stroked="f"/>
+        </w:pict>
+      </w:r>
+    </w:p>
+    <w:p>
+      <w:pPr>
+        <w:pStyle w:val="Heading1"/>
+      </w:pPr>
+      <w:r>
+        <w:t>🎓 Student Menu</w:t>
+      </w:r>
+    </w:p>
+    <w:p>
+      <w:pPr>
+        <w:pStyle w:val="HTMLPreformatted"/>
+      </w:pPr>
+      <w:r>
+        <w:t>1. Add Student</w:t>
+      </w:r>
+      <w:r>
+        <w:br/>
+        <w:t>2. Update Student</w:t>
+      </w:r>
+      <w:r>
+        <w:br/>
+        <w:t>3. Delete Student</w:t>
+      </w:r>
+      <w:r>
+        <w:br/>
+        <w:t>4. View Students</w:t>
+      </w:r>
+      <w:r>
+        <w:br/>
+        <w:t>5. Back</w:t>
+      </w:r>
+    </w:p>
+    <w:p>
+      <w:r>
+        <w:pict>
+          <v:rect id="_x0000_i1033" style="width:0;height:1.5pt" o:hralign="center" o:hrstd="t" o:hr="t" fillcolor="#a0a0a0" stroked="f"/>
+        </w:pict>
+      </w:r>
+    </w:p>
+    <w:p>
+      <w:pPr>
+        <w:pStyle w:val="Heading1"/>
+      </w:pPr>
+      <w:r>
+        <w:t>👨‍🏫 Faculty Menu</w:t>
+      </w:r>
+    </w:p>
+    <w:p>
+      <w:pPr>
+        <w:pStyle w:val="HTMLPreformatted"/>
+      </w:pPr>
+      <w:r>
+        <w:t>1. Add Faculty</w:t>
+      </w:r>
+      <w:r>
+        <w:br/>
+        <w:t>2. Update Faculty</w:t>
+      </w:r>
+      <w:r>
+        <w:br/>
+        <w:t>3. Delete Faculty</w:t>
+      </w:r>
+      <w:r>
+        <w:br/>
+        <w:t>4. View Faculty</w:t>
+      </w:r>
+      <w:r>
+        <w:br/>
+        <w:t>5. Back</w:t>
+      </w:r>
+    </w:p>
+    <w:p>
+      <w:r>
+        <w:pict>
+          <v:rect id="_x0000_i1034" style="width:0;height:1.5pt" o:hralign="center" o:hrstd="t" o:hr="t" fillcolor="#a0a0a0" stroked="f"/>
+        </w:pict>
+      </w:r>
+    </w:p>
+    <w:p>
+      <w:pPr>
+        <w:pStyle w:val="Heading1"/>
+      </w:pPr>
+      <w:r>
+        <w:t>📊 Clean Flow of the Whole System</w:t>
+      </w:r>
+    </w:p>
+    <w:p>
+      <w:pPr>
+        <w:pStyle w:val="HTMLPreformatted"/>
+      </w:pPr>
+      <w:r>
+        <w:t>Main</w:t>
+      </w:r>
+      <w:r>
+        <w:br/>
+        <w:t xml:space="preserve">  ↓</w:t>
+      </w:r>
+      <w:r>
+        <w:br/>
+        <w:t>Admin Login</w:t>
+      </w:r>
+      <w:r>
+        <w:br/>
+        <w:t xml:space="preserve">  ↓</w:t>
+      </w:r>
+      <w:r>
+        <w:br/>
+        <w:t>Admin Dashboard</w:t>
+      </w:r>
+      <w:r>
+        <w:br/>
+        <w:t xml:space="preserve">  ↓</w:t>
+      </w:r>
+      <w:r>
+        <w:br/>
+        <w:t>Department Management</w:t>
+      </w:r>
+      <w:r>
+        <w:br/>
+        <w:t xml:space="preserve">  ↓</w:t>
+      </w:r>
+      <w:r>
+        <w:br/>
+        <w:t>Course Management</w:t>
+      </w:r>
+      <w:r>
+        <w:br/>
+        <w:t xml:space="preserve">  ↓</w:t>
+      </w:r>
+      <w:r>
+        <w:br/>
+        <w:t>Semester Management</w:t>
+      </w:r>
+      <w:r>
+        <w:br/>
+        <w:t xml:space="preserve">  ↓</w:t>
+      </w:r>
+      <w:r>
+        <w:br/>
+        <w:t>Student Management</w:t>
+      </w:r>
+      <w:r>
+        <w:br/>
+        <w:t xml:space="preserve">  ↓</w:t>
+      </w:r>
+      <w:r>
+        <w:br/>
+        <w:t>Faculty Management</w:t>
+      </w:r>
+    </w:p>
+    <w:p>
+      <w:pPr>
+        <w:pStyle w:val="NormalWeb"/>
+      </w:pPr>
+      <w:r>
+        <w:t xml:space="preserve">Admin builds the </w:t>
+      </w:r>
+      <w:r>
+        <w:rPr>
+          <w:rStyle w:val="Strong"/>
+        </w:rPr>
+        <w:t>academic hierarchy</w:t>
+      </w:r>
+      <w:r>
+        <w:t>.</w:t>
+      </w:r>
+    </w:p>
+    <w:p>
+      <w:r>
+        <w:pict>
+          <v:rect id="_x0000_i1035" style="width:0;height:1.5pt" o:hralign="center" o:hrstd="t" o:hr="t" fillcolor="#a0a0a0" stroked="f"/>
+        </w:pict>
+      </w:r>
+    </w:p>
+    <w:p>
+      <w:pPr>
+        <w:pStyle w:val="Heading1"/>
+      </w:pPr>
+      <w:r>
+        <w:t>⭐ Important Advice (Architecture Improvement)</w:t>
+      </w:r>
+    </w:p>
+    <w:p>
+      <w:pPr>
+        <w:pStyle w:val="NormalWeb"/>
+      </w:pPr>
+      <w:r>
+        <w:t>Your current idea:</w:t>
+      </w:r>
+    </w:p>
+    <w:p>
+      <w:pPr>
+        <w:pStyle w:val="HTMLPreformatted"/>
+      </w:pPr>
+      <w:r>
+        <w:t>Department</w:t>
+      </w:r>
+      <w:r>
+        <w:br/>
+        <w:t xml:space="preserve">   └ Course</w:t>
+      </w:r>
+      <w:r>
+        <w:br/>
+      </w:r>
+      <w:r>
+        <w:lastRenderedPageBreak/>
+        <w:t xml:space="preserve">       └ Faculty</w:t>
+      </w:r>
+      <w:r>
+        <w:br/>
+        <w:t xml:space="preserve">           └ Semester</w:t>
+      </w:r>
+      <w:r>
+        <w:br/>
+        <w:t xml:space="preserve">               └ Student</w:t>
+      </w:r>
+    </w:p>
+    <w:p>
+      <w:pPr>
+        <w:pStyle w:val="NormalWeb"/>
+      </w:pPr>
+      <w:r>
+        <w:t xml:space="preserve">This is </w:t>
+      </w:r>
+      <w:r>
+        <w:rPr>
+          <w:rStyle w:val="Strong"/>
+        </w:rPr>
+        <w:t>not ideal</w:t>
+      </w:r>
+      <w:r>
+        <w:t>.</w:t>
+      </w:r>
+    </w:p>
+    <w:p>
+      <w:pPr>
+        <w:pStyle w:val="NormalWeb"/>
+      </w:pPr>
+      <w:r>
+        <w:t>Better structure:</w:t>
+      </w:r>
+    </w:p>
+    <w:p>
+      <w:pPr>
+        <w:pStyle w:val="HTMLPreformatted"/>
+      </w:pPr>
+      <w:r>
+        <w:t>Department</w:t>
+      </w:r>
+      <w:r>
+        <w:br/>
+        <w:t xml:space="preserve">   └ Course</w:t>
+      </w:r>
+      <w:r>
+        <w:br/>
+        <w:t xml:space="preserve">       └ Semester</w:t>
+      </w:r>
+      <w:r>
+        <w:br/>
+        <w:t xml:space="preserve">            ├ Subjects</w:t>
+      </w:r>
+      <w:r>
+        <w:br/>
+        <w:t xml:space="preserve">            ├ Students</w:t>
+      </w:r>
+      <w:r>
+        <w:br/>
+        <w:t xml:space="preserve">            └ Faculty</w:t>
+      </w:r>
+    </w:p>
+    <w:p>
+      <w:pPr>
+        <w:pStyle w:val="NormalWeb"/>
+      </w:pPr>
+      <w:r>
+        <w:t xml:space="preserve">Faculty usually </w:t>
+      </w:r>
+      <w:r>
+        <w:rPr>
+          <w:rStyle w:val="Strong"/>
+        </w:rPr>
+        <w:t>teach subjects</w:t>
+      </w:r>
+      <w:r>
+        <w:t>, not courses directly.</w:t>
+      </w:r>
+    </w:p>
+    <w:p>
+      <w:pPr>
+        <w:pStyle w:val="NormalWeb"/>
+      </w:pPr>
       <w:bookmarkStart w:id="0" w:name="_GoBack"/>
       <w:bookmarkEnd w:id="0"/>
     </w:p>
